--- a/교육/학교·학원/현장학습 동의서.docx
+++ b/교육/학교·학원/현장학습 동의서.docx
@@ -1369,7 +1369,7 @@
           <w:p>
             <w:pPr>
               <w:spacing w:after="0" w:line="312" w:lineRule="auto"/>
-              <w:jc w:val="left"/>
+              <w:jc w:val="center"/>
             </w:pPr>
             <w:r/>
             <w:r>
@@ -1395,7 +1395,7 @@
           <w:p>
             <w:pPr>
               <w:spacing w:after="0" w:line="312" w:lineRule="auto"/>
-              <w:jc w:val="left"/>
+              <w:jc w:val="center"/>
             </w:pPr>
             <w:r/>
             <w:r>
@@ -1421,7 +1421,7 @@
           <w:p>
             <w:pPr>
               <w:spacing w:after="0" w:line="312" w:lineRule="auto"/>
-              <w:jc w:val="left"/>
+              <w:jc w:val="center"/>
             </w:pPr>
             <w:r/>
             <w:r>
@@ -1447,7 +1447,7 @@
           <w:p>
             <w:pPr>
               <w:spacing w:after="0" w:line="312" w:lineRule="auto"/>
-              <w:jc w:val="left"/>
+              <w:jc w:val="center"/>
             </w:pPr>
             <w:r/>
             <w:r>
@@ -1478,7 +1478,7 @@
           <w:p>
             <w:pPr>
               <w:spacing w:after="0" w:line="312" w:lineRule="auto"/>
-              <w:jc w:val="left"/>
+              <w:jc w:val="center"/>
             </w:pPr>
             <w:r/>
             <w:r>
@@ -1504,7 +1504,7 @@
           <w:p>
             <w:pPr>
               <w:spacing w:after="0" w:line="312" w:lineRule="auto"/>
-              <w:jc w:val="left"/>
+              <w:jc w:val="center"/>
             </w:pPr>
             <w:r/>
             <w:r>
@@ -1530,7 +1530,7 @@
           <w:p>
             <w:pPr>
               <w:spacing w:after="0" w:line="312" w:lineRule="auto"/>
-              <w:jc w:val="left"/>
+              <w:jc w:val="center"/>
             </w:pPr>
             <w:r/>
             <w:r>
@@ -1556,7 +1556,7 @@
           <w:p>
             <w:pPr>
               <w:spacing w:after="0" w:line="312" w:lineRule="auto"/>
-              <w:jc w:val="left"/>
+              <w:jc w:val="center"/>
             </w:pPr>
             <w:r/>
             <w:r>
@@ -1679,7 +1679,7 @@
               <w:rPr>
                 <w:rFonts w:ascii="Malgun Gothic" w:hAnsi="Malgun Gothic" w:eastAsia="Malgun Gothic" w:cs="Malgun Gothic"/>
                 <w:b w:val="0"/>
-                <w:sz w:val="20"/>
+                <w:sz w:val="19"/>
               </w:rPr>
             </w:r>
           </w:p>
